--- a/SIAOD/sem5-6/lab1/lab1.docx
+++ b/SIAOD/sem5-6/lab1/lab1.docx
@@ -244,13 +244,6 @@
           <w:szCs w:val="28"/>
         </w:rPr>
         <w:br/>
-      </w:r>
-      <w:r>
-        <w:rPr>
-          <w:rFonts w:ascii="Times New Roman" w:hAnsi="Times New Roman" w:cs="Times New Roman"/>
-          <w:sz w:val="28"/>
-          <w:szCs w:val="28"/>
-        </w:rPr>
         <w:t>Быстрый доступ к данным</w:t>
       </w:r>
     </w:p>
@@ -619,6 +612,96 @@
           <w:szCs w:val="28"/>
         </w:rPr>
         <w:t>Задание №1:</w:t>
+      </w:r>
+    </w:p>
+    <w:p>
+      <w:pPr>
+        <w:rPr>
+          <w:rFonts w:ascii="Times New Roman" w:hAnsi="Times New Roman" w:cs="Times New Roman"/>
+          <w:sz w:val="28"/>
+          <w:szCs w:val="28"/>
+        </w:rPr>
+      </w:pPr>
+      <w:r>
+        <w:rPr>
+          <w:rFonts w:ascii="Times New Roman" w:hAnsi="Times New Roman" w:cs="Times New Roman"/>
+          <w:sz w:val="28"/>
+          <w:szCs w:val="28"/>
+        </w:rPr>
+        <w:t>Создал каталог и воссоздал структуру проекта по заданию:</w:t>
+      </w:r>
+    </w:p>
+    <w:p>
+      <w:pPr>
+        <w:jc w:val="center"/>
+        <w:rPr>
+          <w:rFonts w:ascii="Times New Roman" w:hAnsi="Times New Roman" w:cs="Times New Roman"/>
+          <w:sz w:val="28"/>
+          <w:szCs w:val="28"/>
+        </w:rPr>
+      </w:pPr>
+      <w:r>
+        <w:rPr>
+          <w:rFonts w:ascii="Times New Roman" w:hAnsi="Times New Roman" w:cs="Times New Roman"/>
+          <w:sz w:val="28"/>
+          <w:szCs w:val="28"/>
+        </w:rPr>
+        <w:drawing>
+          <wp:inline distT="0" distB="0" distL="0" distR="0" wp14:anchorId="58E02E8F" wp14:editId="7D0AB60F">
+            <wp:extent cx="1376363" cy="947873"/>
+            <wp:effectExtent l="0" t="0" r="0" b="5080"/>
+            <wp:docPr id="872347798" name="Рисунок 1"/>
+            <wp:cNvGraphicFramePr>
+              <a:graphicFrameLocks xmlns:a="http://schemas.openxmlformats.org/drawingml/2006/main" noChangeAspect="1"/>
+            </wp:cNvGraphicFramePr>
+            <a:graphic xmlns:a="http://schemas.openxmlformats.org/drawingml/2006/main">
+              <a:graphicData uri="http://schemas.openxmlformats.org/drawingml/2006/picture">
+                <pic:pic xmlns:pic="http://schemas.openxmlformats.org/drawingml/2006/picture">
+                  <pic:nvPicPr>
+                    <pic:cNvPr id="872347798" name=""/>
+                    <pic:cNvPicPr/>
+                  </pic:nvPicPr>
+                  <pic:blipFill>
+                    <a:blip r:embed="rId4"/>
+                    <a:stretch>
+                      <a:fillRect/>
+                    </a:stretch>
+                  </pic:blipFill>
+                  <pic:spPr>
+                    <a:xfrm>
+                      <a:off x="0" y="0"/>
+                      <a:ext cx="1384933" cy="953775"/>
+                    </a:xfrm>
+                    <a:prstGeom prst="rect">
+                      <a:avLst/>
+                    </a:prstGeom>
+                  </pic:spPr>
+                </pic:pic>
+              </a:graphicData>
+            </a:graphic>
+          </wp:inline>
+        </w:drawing>
+      </w:r>
+    </w:p>
+    <w:p>
+      <w:pPr>
+        <w:rPr>
+          <w:rFonts w:ascii="Times New Roman" w:hAnsi="Times New Roman" w:cs="Times New Roman"/>
+          <w:b/>
+          <w:bCs/>
+          <w:sz w:val="28"/>
+          <w:szCs w:val="28"/>
+        </w:rPr>
+      </w:pPr>
+      <w:r>
+        <w:rPr>
+          <w:rFonts w:ascii="Times New Roman" w:hAnsi="Times New Roman" w:cs="Times New Roman"/>
+          <w:b/>
+          <w:bCs/>
+          <w:sz w:val="28"/>
+          <w:szCs w:val="28"/>
+        </w:rPr>
+        <w:t>Задание №2:</w:t>
       </w:r>
     </w:p>
     <w:p>
